--- a/최종교재/17장_커스텀_오버레이_말풍선.docx
+++ b/최종교재/17장_커스텀_오버레이_말풍선.docx
@@ -1318,7 +1318,24 @@
           <w:i w:val="0"/>
           <w:color w:val="000000"/>
         </w:rPr>
-        <w:t>와 같은 "그냥 글자"로 변환하여 이러한 보안 문제를 미리 예방하는 함수입니다. 해당 주제는 XSS[^1]에 대한 내용으로, 23장에서 보다 자세히 다루겠습니다. 현재 단계에서는 "사용자가 입력한 문자열을 innerHTML에 넣을 때는 반드시 이스케이프"이라는 핵심 규칙만 기억해 두시기 바랍니다.</w:t>
+        <w:t>와 같은 "그냥 글자"로 변환하여 이러한 보안 문제를 미리 예방하는 함수입니다. 해당 주제는 XSS</w:t>
+      </w:r>
+      <w:r>
+        <w:rPr>
+          <w:b w:val="0"/>
+          <w:i w:val="0"/>
+          <w:color w:val="000000"/>
+          <w:vertAlign w:val="superscript"/>
+        </w:rPr>
+        <w:t>1</w:t>
+      </w:r>
+      <w:r>
+        <w:rPr>
+          <w:b w:val="0"/>
+          <w:i w:val="0"/>
+          <w:color w:val="000000"/>
+        </w:rPr>
+        <w:t>에 대한 내용으로, 23장에서 보다 자세히 다루겠습니다. 현재 단계에서는 "사용자가 입력한 문자열을 innerHTML에 넣을 때는 반드시 이스케이프"이라는 핵심 규칙만 기억해 두시기 바랍니다.</w:t>
       </w:r>
     </w:p>
     <w:p>
@@ -2221,35 +2238,15 @@
         <w:rPr>
           <w:b w:val="0"/>
           <w:i w:val="0"/>
-          <w:strike w:val="0"/>
-          <w:color w:val="000000"/>
-        </w:rPr>
-        <w:t xml:space="preserve">× 버튼과 stopPropagation — </w:t>
-      </w:r>
-      <w:r>
-        <w:rPr>
-          <w:b w:val="0"/>
-          <w:i w:val="0"/>
-          <w:strike w:val="0"/>
-          <w:color w:val="000000"/>
-        </w:rPr>
-        <w:t>17.3절</w:t>
-      </w:r>
-      <w:r>
-        <w:rPr>
-          <w:b w:val="0"/>
-          <w:i w:val="0"/>
-          <w:strike w:val="0"/>
-          <w:color w:val="000000"/>
-        </w:rPr>
-        <w:t xml:space="preserve">에서 content를 DOM 요소로 만든 보람이 여기서 나옵니다. </w:t>
+          <w:color w:val="000000"/>
+        </w:rPr>
+        <w:t xml:space="preserve">× 버튼과 stopPropagation. 17.3절에서 content를 DOM 요소로 만들어 둔 덕분에, </w:t>
       </w:r>
       <w:r>
         <w:rPr>
           <w:rFonts w:ascii="Consolas" w:hAnsi="Consolas"/>
           <w:b w:val="0"/>
           <w:i w:val="0"/>
-          <w:strike w:val="0"/>
           <w:color w:val="000000"/>
           <w:sz w:val="17"/>
         </w:rPr>
@@ -2259,17 +2256,15 @@
         <w:rPr>
           <w:b w:val="0"/>
           <w:i w:val="0"/>
-          <w:strike w:val="0"/>
-          <w:color w:val="000000"/>
-        </w:rPr>
-        <w:t xml:space="preserve">로 말풍선 안의 × 버튼을 찾아 클릭 이벤트를 달 수 있으니까요. 그런데 </w:t>
+          <w:color w:val="000000"/>
+        </w:rPr>
+        <w:t xml:space="preserve">로 말풍선 안의 × 버튼을 찾아 클릭 이벤트를 달 수 있습니다. </w:t>
       </w:r>
       <w:r>
         <w:rPr>
           <w:rFonts w:ascii="Consolas" w:hAnsi="Consolas"/>
           <w:b w:val="0"/>
           <w:i w:val="0"/>
-          <w:strike w:val="0"/>
           <w:color w:val="000000"/>
           <w:sz w:val="17"/>
         </w:rPr>
@@ -2279,44 +2274,15 @@
         <w:rPr>
           <w:b w:val="0"/>
           <w:i w:val="0"/>
-          <w:strike w:val="0"/>
-          <w:color w:val="000000"/>
-        </w:rPr>
-        <w:t>은 뭘까요? 브라우저에서 클릭 이벤트는 눌린 요소에서 부모로 거품처럼 번져 올라갑니다(버블링). ×를 눌렀는데 이벤트가 말풍선 본체까지 번지면, 나중에 말풍선 클릭에 다른 동작(</w:t>
-      </w:r>
-      <w:r>
-        <w:rPr>
-          <w:b w:val="0"/>
-          <w:i w:val="0"/>
-          <w:strike/>
-          <w:color w:val="000000"/>
-        </w:rPr>
-        <w:t>18~19장</w:t>
-      </w:r>
-      <w:r>
-        <w:rPr>
-          <w:b w:val="0"/>
-          <w:i w:val="0"/>
-          <w:strike w:val="0"/>
-          <w:color w:val="C00000"/>
-        </w:rPr>
-        <w:t xml:space="preserve"> 22~23장</w:t>
-      </w:r>
-      <w:r>
-        <w:rPr>
-          <w:b w:val="0"/>
-          <w:i w:val="0"/>
-          <w:strike w:val="0"/>
-          <w:color w:val="000000"/>
-        </w:rPr>
-        <w:t xml:space="preserve">에서 상세 패널 열기를 답니다)을 달았을 때 "닫으려고 눌렀는데 상세가 열리는" 황당한 일이 생깁니다. </w:t>
+          <w:color w:val="000000"/>
+        </w:rPr>
+        <w:t xml:space="preserve">은 왜 필요할까요? 브라우저에서 클릭 이벤트는 눌린 요소에서 부모 요소로 차례로 올라갑니다. 이를 버블링이라고 부릅니다. ×를 눌렀는데 이벤트가 말풍선 본체까지 올라간다고 합시다. 나중에 말풍선 클릭에 상세 패널 열기 같은 동작을 달면, 닫으려고 누른 클릭이 오히려 상세 패널을 열 수 있습니다. 상세 패널은 22~23장에서 붙이겠습니다. </w:t>
       </w:r>
       <w:r>
         <w:rPr>
           <w:rFonts w:ascii="Consolas" w:hAnsi="Consolas"/>
           <w:b w:val="0"/>
           <w:i w:val="0"/>
-          <w:strike w:val="0"/>
           <w:color w:val="000000"/>
           <w:sz w:val="17"/>
         </w:rPr>
@@ -2326,10 +2292,9 @@
         <w:rPr>
           <w:b w:val="0"/>
           <w:i w:val="0"/>
-          <w:strike w:val="0"/>
-          <w:color w:val="000000"/>
-        </w:rPr>
-        <w:t>은 "이 클릭은 여기서 끝, 위로 번지지 마"라는 선언입니다.</w:t>
+          <w:color w:val="000000"/>
+        </w:rPr>
+        <w:t>은 이 클릭을 여기서 끝내고 부모로 전달하지 말라는 뜻입니다.</w:t>
       </w:r>
     </w:p>
     <w:p>
@@ -2393,28 +2358,9 @@
         <w:rPr>
           <w:b w:val="0"/>
           <w:i w:val="0"/>
-          <w:strike w:val="0"/>
-          <w:color w:val="000000"/>
-        </w:rPr>
-        <w:t xml:space="preserve">renderPlaces 첫 줄의 closeOverlay() — 목록을 다시 그릴 때는 기존 마커와 오버레이를 전부 버리고 새로 만듭니다. 그런데 열려 있던 말풍선을 안 닫고 버리면, 화면에는 붙어 있는데 아무도 기억하지 못하는 "유령 말풍선"이 남습니다. 그래서 다시 그리기 전에 반드시 먼저 닫습니다. </w:t>
-      </w:r>
-      <w:r>
-        <w:rPr>
-          <w:b w:val="0"/>
-          <w:i w:val="0"/>
-          <w:strike w:val="0"/>
-          <w:color w:val="000000"/>
-        </w:rPr>
-        <w:t>18장</w:t>
-      </w:r>
-      <w:r>
-        <w:rPr>
-          <w:b w:val="0"/>
-          <w:i w:val="0"/>
-          <w:strike w:val="0"/>
-          <w:color w:val="000000"/>
-        </w:rPr>
-        <w:t>에서 필터 버튼을 누를 때마다 renderPlaces가 다시 불리게 되는데, 이 한 줄이 그때 진가를 발휘합니다.</w:t>
+          <w:color w:val="000000"/>
+        </w:rPr>
+        <w:t>renderPlaces 첫 줄의 closeOverlay(). 목록을 다시 그릴 때는 기존 마커와 오버레이를 전부 버리고 새로 만듭니다. 그런데 열려 있던 말풍선을 안 닫고 버리면, 화면에는 붙어 있는데 아무도 기억하지 못하는 "유령 말풍선"이 생길 수 있습니다. 그래서 다시 그리기 전에 반드시 먼저 닫습니다. 18장에서는 필터 버튼을 누를 때마다 renderPlaces를 다시 부릅니다. 이 한 줄이 그때 진가를 발휘할 겁니다.</w:t>
       </w:r>
     </w:p>
     <w:p>
@@ -3065,54 +3011,8 @@
         <w:ind w:left="259"/>
       </w:pPr>
       <w:r>
-        <w:t xml:space="preserve">• </w:t>
-      </w:r>
-      <w:r>
-        <w:rPr>
-          <w:b w:val="0"/>
-          <w:i w:val="0"/>
-          <w:strike w:val="0"/>
-          <w:color w:val="000000"/>
-        </w:rPr>
-        <w:t xml:space="preserve">사용자 입력이 들어갈 수 있는 문자열을 </w:t>
-      </w:r>
-      <w:r>
-        <w:rPr>
-          <w:rFonts w:ascii="Consolas" w:hAnsi="Consolas"/>
-          <w:b w:val="0"/>
-          <w:i w:val="0"/>
-          <w:strike w:val="0"/>
-          <w:color w:val="000000"/>
-          <w:sz w:val="17"/>
-        </w:rPr>
-        <w:t>innerHTML</w:t>
-      </w:r>
-      <w:r>
-        <w:rPr>
-          <w:b w:val="0"/>
-          <w:i w:val="0"/>
-          <w:strike w:val="0"/>
-          <w:color w:val="000000"/>
-        </w:rPr>
-        <w:t xml:space="preserve">에 넣을 때는 escapeHtml로 이스케이프합니다(자세한 이야기는 </w:t>
-      </w:r>
-      <w:r>
-        <w:rPr>
-          <w:b w:val="0"/>
-          <w:i w:val="0"/>
-          <w:strike w:val="0"/>
-          <w:color w:val="000000"/>
-        </w:rPr>
-        <w:t>23장</w:t>
-      </w:r>
-      <w:r>
-        <w:rPr>
-          <w:b w:val="0"/>
-          <w:i w:val="0"/>
-          <w:strike w:val="0"/>
-          <w:color w:val="000000"/>
-        </w:rPr>
-        <w:t>에서).</w:t>
+        <w:rPr/>
+        <w:t>• 사용자 입력이 들어갈 수 있는 문자열을 innerHTML에 넣을 때는 escapeHtml로 이스케이프합니다(자세한 이야기는 27장에서).</w:t>
       </w:r>
     </w:p>
     <w:p>
@@ -3525,45 +3425,8 @@
         <w:ind w:left="259"/>
       </w:pPr>
       <w:r>
-        <w:t xml:space="preserve">2. </w:t>
-      </w:r>
-      <w:r>
-        <w:rPr>
-          <w:rFonts w:ascii="Consolas" w:hAnsi="Consolas"/>
-          <w:b w:val="0"/>
-          <w:i w:val="0"/>
-          <w:strike w:val="0"/>
-          <w:color w:val="000000"/>
-          <w:sz w:val="17"/>
-        </w:rPr>
-        <w:t>yAnchor</w:t>
-      </w:r>
-      <w:r>
-        <w:rPr>
-          <w:b w:val="0"/>
-          <w:i w:val="0"/>
-          <w:strike w:val="0"/>
-          <w:color w:val="000000"/>
-        </w:rPr>
-        <w:t xml:space="preserve"> 값을 0, 0.5, 1, 1.35로 바꿔 가며 저장해 보고, 말풍선이 각각 어디에 나타나는지 </w:t>
-      </w:r>
-      <w:r>
-        <w:rPr>
-          <w:b w:val="0"/>
-          <w:i w:val="0"/>
-          <w:strike w:val="0"/>
-          <w:color w:val="000000"/>
-        </w:rPr>
-        <w:t>그림 17.2</w:t>
-      </w:r>
-      <w:r>
-        <w:rPr>
-          <w:b w:val="0"/>
-          <w:i w:val="0"/>
-          <w:strike w:val="0"/>
-          <w:color w:val="000000"/>
-        </w:rPr>
-        <w:t>와 비교해 보세요.</w:t>
+        <w:rPr/>
+        <w:t>2. yAnchor 값을 0, 0.5, 1, 1.35로 바꿔 가며 저장해 보고, 말풍선이 각각 어디에 나타나는지 그림 21.2와 비교해 보세요.</w:t>
       </w:r>
     </w:p>
     <w:p>
@@ -3628,54 +3491,8 @@
         <w:ind w:left="259"/>
       </w:pPr>
       <w:r>
-        <w:t xml:space="preserve">4. </w:t>
-      </w:r>
-      <w:r>
-        <w:rPr>
-          <w:b w:val="0"/>
-          <w:i w:val="0"/>
-          <w:strike w:val="0"/>
-          <w:color w:val="000000"/>
-        </w:rPr>
-        <w:t xml:space="preserve">(도전) 지도의 빈 곳을 클릭했을 때도 말풍선이 닫히게 만들어 보세요. 힌트: </w:t>
-      </w:r>
-      <w:r>
-        <w:rPr>
-          <w:b w:val="0"/>
-          <w:i w:val="0"/>
-          <w:strike w:val="0"/>
-          <w:color w:val="000000"/>
-        </w:rPr>
-        <w:t>14장</w:t>
-      </w:r>
-      <w:r>
-        <w:rPr>
-          <w:b w:val="0"/>
-          <w:i w:val="0"/>
-          <w:strike w:val="0"/>
-          <w:color w:val="000000"/>
-        </w:rPr>
-        <w:t xml:space="preserve">에서 배운 지도 click 이벤트에서 </w:t>
-      </w:r>
-      <w:r>
-        <w:rPr>
-          <w:rFonts w:ascii="Consolas" w:hAnsi="Consolas"/>
-          <w:b w:val="0"/>
-          <w:i w:val="0"/>
-          <w:strike w:val="0"/>
-          <w:color w:val="000000"/>
-          <w:sz w:val="17"/>
-        </w:rPr>
-        <w:t>closeOverlay()</w:t>
-      </w:r>
-      <w:r>
-        <w:rPr>
-          <w:b w:val="0"/>
-          <w:i w:val="0"/>
-          <w:strike w:val="0"/>
-          <w:color w:val="000000"/>
-        </w:rPr>
-        <w:t>를 부르면 됩니다.</w:t>
+        <w:rPr/>
+        <w:t>4. (도전) 지도의 빈 곳을 클릭했을 때도 말풍선이 닫히게 만들어 보세요. 힌트: 18장에서 배운 지도 click 이벤트에서 closeOverlay()를 부르면 됩니다.</w:t>
       </w:r>
     </w:p>
     <w:p>
@@ -3813,29 +3630,9 @@
         <w:rPr>
           <w:b w:val="0"/>
           <w:i w:val="0"/>
-          <w:strike w:val="0"/>
-          <w:color w:val="000000"/>
-        </w:rPr>
-        <w:t xml:space="preserve">다음 장 예고 — 말풍선까지 갖춘 지도, 그런데 장소가 늘어나니 맛집만 보고 싶을 때가 생깁니다. </w:t>
-      </w:r>
-      <w:r>
-        <w:rPr>
-          <w:b w:val="0"/>
-          <w:i w:val="0"/>
-          <w:strike w:val="0"/>
-          <w:color w:val="000000"/>
-        </w:rPr>
-        <w:t>18장</w:t>
-      </w:r>
-      <w:r>
-        <w:rPr>
-          <w:rFonts w:ascii="Segoe UI Emoji" w:hAnsi="Segoe UI Emoji" w:eastAsia="맑은 고딕"/>
-          <w:b w:val="0"/>
-          <w:i w:val="0"/>
-          <w:strike w:val="0"/>
-          <w:color w:val="000000"/>
-        </w:rPr>
-        <w:t>에서는 🍜맛집 / ☕카페 / 🏝여행 / 💕데이트 버튼으로 지도를 골라 보는 카테고리 필터를 만듭니다. 이번 장에서 익힌 "상태 변수 하나 + 다시 그리기" 패턴이 그대로 다시 등장합니다. renderPlaces 첫 줄의 closeOverlay()가 왜 미리 들어가 있었는지도 그때 확인하게 됩니다.</w:t>
+          <w:color w:val="000000"/>
+        </w:rPr>
+        <w:t>다음 장 예고 — 말풍선까지 갖춘 지도, 그런데 장소가 늘어나니 맛집만 보고 싶을 때가 생깁니다. 22장에서는 🍜맛집 / ☕카페 / 🏝여행 / 💕데이트 버튼으로 지도를 골라 보는 카테고리 필터를 만듭니다. 이번 장에서 익힌 "상태 변수 하나 + 다시 그리기" 패턴이 그대로 다시 등장합니다. renderPlaces 첫 줄의 closeOverlay()가 왜 미리 들어가 있었는지도 그때 확인하게 됩니다.</w:t>
       </w:r>
     </w:p>
     <w:p>
@@ -3843,52 +3640,8 @@
         <w:ind w:left="259"/>
       </w:pPr>
       <w:r>
-        <w:t xml:space="preserve">1. </w:t>
-      </w:r>
-      <w:r>
-        <w:rPr>
-          <w:b w:val="0"/>
-          <w:i w:val="0"/>
-          <w:strike w:val="0"/>
-          <w:color w:val="000000"/>
-        </w:rPr>
-        <w:t xml:space="preserve"> </w:t>
-      </w:r>
-      <w:r>
-        <w:rPr>
-          <w:b w:val="0"/>
-          <w:i w:val="0"/>
-          <w:strike w:val="0"/>
-          <w:color w:val="000000"/>
-        </w:rPr>
-        <w:t xml:space="preserve">XSS(Cross-Site Scripting) — 사용자 입력에 섞인 스크립트가 웹페이지에서 실행되는 보안 취약점. </w:t>
-      </w:r>
-      <w:r>
-        <w:rPr>
-          <w:b w:val="0"/>
-          <w:i w:val="0"/>
-          <w:strike w:val="0"/>
-          <w:color w:val="000000"/>
-        </w:rPr>
-        <w:t>23장</w:t>
-      </w:r>
-      <w:r>
-        <w:rPr>
-          <w:b w:val="0"/>
-          <w:i w:val="0"/>
-          <w:strike w:val="0"/>
-          <w:color w:val="000000"/>
-        </w:rPr>
-        <w:t xml:space="preserve">에서 자세히 다룹니다. </w:t>
-      </w:r>
-      <w:r>
-        <w:rPr>
-          <w:b w:val="0"/>
-          <w:i w:val="0"/>
-          <w:strike w:val="0"/>
-          <w:color w:val="000000"/>
-        </w:rPr>
-        <w:t xml:space="preserve"> </w:t>
+        <w:rPr/>
+        <w:t xml:space="preserve">1.  XSS(Cross-Site Scripting) — 사용자 입력에 섞인 스크립트가 웹페이지에서 실행되는 보안 취약점. 27장에서 자세히 다룹니다.  </w:t>
       </w:r>
     </w:p>
     <w:sectPr>

--- a/최종교재/17장_커스텀_오버레이_말풍선.docx
+++ b/최종교재/17장_커스텀_오버레이_말풍선.docx
@@ -207,10 +207,9 @@
         <w:rPr>
           <w:b w:val="0"/>
           <w:i w:val="0"/>
-          <w:strike w:val="0"/>
-          <w:color w:val="000000"/>
-        </w:rPr>
-        <w:t>마커를 클릭하면 장소 이름이 적힌 말풍선이 뜨게 해줘. 카카오지도 기본 InfoWindow를 써서 가장 간단하게.</w:t>
+          <w:color w:val="000000"/>
+        </w:rPr>
+        <w:t>마커를 클릭하면 장소 이름이 표시되는 말풍선이 나타나도록 하십시오. 카카오지도의 기본 InfoWindow를 활용하여 가장 간단한 방식으로 구현하여 주십시오.</w:t>
       </w:r>
     </w:p>
     <w:p>
@@ -383,28 +382,9 @@
         <w:rPr>
           <w:b w:val="0"/>
           <w:i w:val="0"/>
-          <w:strike w:val="0"/>
-          <w:color w:val="000000"/>
-        </w:rPr>
-        <w:t xml:space="preserve">비유하자면 InfoWindow는 편의점 도시락입니다. 반찬(내용물)은 조금 고를 수 있지만 도시락 용기 모양은 정해져 있죠. 우리가 원하는 것은 그릇부터 직접 고르는 요리입니다. 그래서 카카오지도 SDK는 도시락 옆에 빈 그릇도 함께 팝니다. 그 빈 그릇의 이름이 </w:t>
-      </w:r>
-      <w:r>
-        <w:rPr>
-          <w:b/>
-          <w:i w:val="0"/>
-          <w:strike w:val="0"/>
-          <w:color w:val="000000"/>
-        </w:rPr>
-        <w:t>CustomOverlay</w:t>
-      </w:r>
-      <w:r>
-        <w:rPr>
-          <w:b w:val="0"/>
-          <w:i w:val="0"/>
-          <w:strike w:val="0"/>
-          <w:color w:val="000000"/>
-        </w:rPr>
-        <w:t>(커스텀 오버레이)입니다.</w:t>
+          <w:color w:val="000000"/>
+        </w:rPr>
+        <w:t>카카오지도 SDK는 이러한 경우를 위하여 테두리가 없는 오버레이 기능도 함께 제공하고 있습니다. 이를 CustomOverlay, 즉 커스텀 오버레이라고 부릅니다. 표시할 위치만 지정하면 해당 위치에 사용자가 직접 제작한 HTML 요소를 그대로 표시할 수 있으므로, 말풍선의 모든 디자인 요소를 직접 설계할 수 있습니다.</w:t>
       </w:r>
     </w:p>
     <w:p>
@@ -770,25 +750,7 @@
           <w:i w:val="0"/>
           <w:color w:val="000000"/>
         </w:rPr>
-        <w:t xml:space="preserve">그런데 본 예제의 코드를 확인하면 </w:t>
-      </w:r>
-      <w:r>
-        <w:rPr>
-          <w:rFonts w:ascii="Consolas" w:hAnsi="Consolas"/>
-          <w:b w:val="0"/>
-          <w:i w:val="0"/>
-          <w:color w:val="000000"/>
-          <w:sz w:val="17"/>
-        </w:rPr>
-        <w:t>yAnchor: 1.35</w:t>
-      </w:r>
-      <w:r>
-        <w:rPr>
-          <w:b w:val="0"/>
-          <w:i w:val="0"/>
-          <w:color w:val="000000"/>
-        </w:rPr>
-        <w:t>로 설정되어 있습니다. 기준값을 넘어서는 숫자이므로 의아하게 느껴질 수 있습니다. 규칙을 확장하여 해석하면 쉽게 이해하실 수 있습니다. 값이 1인 경우 오버레이의 최하단 지점이 좌표에 위치하는 것이므로, 1.35는 해당 지점으로부터 오버레이 전체 높이의 35%만큼 상단으로 이동한 지점을 기준으로 설정한 것입니다.</w:t>
+        <w:t>그런데 본 예제의 코드를 확인하면 yAnchor: 1.35로 설정되어 있습니다. 기준값을 벗어나는 수치이므로 의아하게 느껴질 수 있습니다. 규칙을 확장하여 해석하면 쉽게 이해하실 수 있습니다. 값이 1인 경우 오버레이의 최하단 지점이 해당 좌표 위치에 놓이게 되므로, 1.35는 그 지점으로부터 오버레이 전체 높이의 35퍼센트만큼 위쪽으로 이동한 곳을 기준점으로 삼은 것이라고 이해하시면 됩니다.</w:t>
       </w:r>
     </w:p>
     <w:p>
@@ -913,13 +875,12 @@
     <w:p>
       <w:r>
         <w:rPr>
-          <w:rFonts w:ascii="Segoe UI Emoji" w:hAnsi="Segoe UI Emoji" w:eastAsia="맑은 고딕"/>
+          <w:rFonts w:ascii="Segoe UI Emoji" w:hAnsi="Segoe UI Emoji"/>
           <w:b w:val="0"/>
           <w:i w:val="0"/>
-          <w:strike w:val="0"/>
-          <w:color w:val="000000"/>
-        </w:rPr>
-        <w:t>InfoWindow 대신 CustomOverlay로 말풍선을 바꾸고 싶어. mapView.js에 말풍선 HTML을 만드는 함수를 추가해줘. 말풍선에는 카테고리 이모지 + 장소 이름, 별점(★☆ 5개), 오른쪽 위 × 닫기 버튼을 넣어줘. 스타일은 style.css에 .bubble 클래스로: 흰 배경, 둥근 모서리, 그림자, 아래쪽 가운데에 꼬리 삼각형. 장소 이름은 나중에 사용자가 입력할 수도 있으니 HTML 이스케이프 처리해줘.</w:t>
+          <w:color w:val="000000"/>
+        </w:rPr>
+        <w:t>InfoWindow 대신 CustomOverlay를 사용하여 말풍선을 표시하도록 변경하고 싶습니다. mapView.js에 말풍선의 HTML 구조를 생성하는 함수를 추가하여 주십시오. 말풍선에는 카테고리 이모지와 장소 이름, 별점(별 5개로 표현), 그리고 오른쪽 상단에 닫기 버튼을 배치하여 주십시오. 스타일은 style.css에 .bubble 클래스로 지정하되, 흰색 배경, 둥근 모서리, 그림자 효과를 적용하고 아래쪽 중앙에는 삼각형 모양의 꼬리 부분을 추가하여 주십시오. 장소 이름은 이후 사용자가 직접 입력할 수도 있으니, 반드시 HTML 이스케이프 처리를 거치도록 하여 주십시오.</w:t>
       </w:r>
     </w:p>
     <w:p>
@@ -1880,10 +1841,9 @@
         <w:rPr>
           <w:b w:val="0"/>
           <w:i w:val="0"/>
-          <w:strike w:val="0"/>
-          <w:color w:val="000000"/>
-        </w:rPr>
-        <w:t>마커를 클릭하면 그 마커의 말풍선이 열리게 해줘. 단, 말풍선은 화면에 항상 하나만 있어야 해. 다른 마커를 클릭하면 이전 말풍선은 닫히고 새 말풍선이 열려. × 버튼을 누르면 그냥 닫혀.</w:t>
+          <w:color w:val="000000"/>
+        </w:rPr>
+        <w:t>마커를 클릭하면 해당 마커에 연결된 말풍선이 열리도록 하십시오. 단, 화면에는 항상 말풍선이 하나만 존재하도록 하여 주십시오. 다른 마커를 클릭하면 기존에 열려 있던 말풍선은 자동으로 닫히고 새로 클릭한 마커의 말풍선이 열려야 합니다. 닫기 버튼을 누르면 해당 말풍선이 닫히도록 구현하여 주십시오.</w:t>
       </w:r>
     </w:p>
     <w:p>
@@ -2135,10 +2095,9 @@
         <w:rPr>
           <w:b w:val="0"/>
           <w:i w:val="0"/>
-          <w:strike w:val="0"/>
-          <w:color w:val="000000"/>
-        </w:rPr>
-        <w:t>읽어 봅시다. 흐름이 아주 논리적입니다.</w:t>
+          <w:color w:val="000000"/>
+        </w:rPr>
+        <w:t>이제 해당 코드의 실행 흐름을 순서대로 설명하겠습니다.</w:t>
       </w:r>
     </w:p>
     <w:p>
